--- a/assets/resume.docx
+++ b/assets/resume.docx
@@ -93,41 +93,38 @@
       <w:hyperlink r:id="rId7">
         <w:r>
           <w:rPr>
-            <w:u w:val="single" w:color="298175"/>
+            <w:u w:val="single"/>
           </w:rPr>
           <w:t>LinkedIn</w:t>
         </w:r>
         <w:r>
           <w:rPr>
             <w:spacing w:val="13"/>
-            <w:u w:val="single" w:color="298175"/>
+            <w:u w:val="single"/>
           </w:rPr>
           <w:t xml:space="preserve"> </w:t>
         </w:r>
         <w:r>
           <w:rPr>
-            <w:u w:val="single" w:color="298175"/>
+            <w:u w:val="single"/>
           </w:rPr>
           <w:t>Link</w:t>
         </w:r>
       </w:hyperlink>
       <w:hyperlink r:id="rId8">
         <w:r>
-          <w:rPr>
-            <w:u w:val="single" w:color="298175"/>
-          </w:rPr>
           <w:t>|</w:t>
         </w:r>
         <w:r>
           <w:rPr>
-            <w:u w:val="single" w:color="298175"/>
+            <w:u w:val="single"/>
           </w:rPr>
           <w:t xml:space="preserve"> </w:t>
         </w:r>
         <w:proofErr w:type="spellStart"/>
         <w:r>
           <w:rPr>
-            <w:u w:val="single" w:color="298175"/>
+            <w:u w:val="single"/>
           </w:rPr>
           <w:t>Github</w:t>
         </w:r>
@@ -135,14 +132,14 @@
         <w:r>
           <w:rPr>
             <w:spacing w:val="12"/>
-            <w:u w:val="single" w:color="298175"/>
+            <w:u w:val="single"/>
           </w:rPr>
           <w:t xml:space="preserve"> </w:t>
         </w:r>
         <w:r>
           <w:rPr>
             <w:spacing w:val="-4"/>
-            <w:u w:val="single" w:color="298175"/>
+            <w:u w:val="single"/>
           </w:rPr>
           <w:t>Link</w:t>
         </w:r>
